--- a/templates/base.docx
+++ b/templates/base.docx
@@ -12,7 +12,7 @@
           <w:rFonts w:ascii="PMingLiU" w:hAnsi="PMingLiU" w:eastAsia="PMingLiU"/>
           <w:b/>
           <w:i w:val="0"/>
-          <w:sz w:val="28"/>
+          <w:sz w:val="26"/>
           <w:u w:val="single"/>
         </w:rPr>
         <w:t>東方森煌古物鑑定所檢驗報告</w:t>
@@ -28,7 +28,7 @@
           <w:rFonts w:ascii="PMingLiU" w:hAnsi="PMingLiU" w:eastAsia="PMingLiU"/>
           <w:b/>
           <w:i w:val="0"/>
-          <w:sz w:val="24"/>
+          <w:sz w:val="22"/>
           <w:u w:val="none"/>
         </w:rPr>
         <w:t>Asia SenHuang Authentication Analysis Report</w:t>
@@ -111,17 +111,23 @@
       </w:tblGrid>
       <w:tr>
         <w:trPr>
-          <w:trHeight w:val="4081" w:hRule="exact"/>
+          <w:trHeight w:val="4127" w:hRule="exact"/>
         </w:trPr>
         <w:tc>
           <w:tcPr>
-            <w:tcW w:type="dxa" w:w="4575"/>
-            <w:vAlign w:val="center"/>
+            <w:tcW w:type="dxa" w:w="3969"/>
+            <w:vAlign w:val="top"/>
+            <w:tcMar>
+              <w:top w:w="0" w:type="dxa"/>
+              <w:start w:w="0" w:type="dxa"/>
+              <w:bottom w:w="0" w:type="dxa"/>
+              <w:end w:w="0" w:type="dxa"/>
+            </w:tcMar>
           </w:tcPr>
           <w:p>
             <w:pPr>
               <w:spacing w:before="0" w:after="0"/>
-              <w:jc w:val="center"/>
+              <w:jc w:val="left"/>
             </w:pPr>
             <w:r>
               <w:rPr>
@@ -136,14 +142,20 @@
         </w:tc>
         <w:tc>
           <w:tcPr>
-            <w:tcW w:type="dxa" w:w="4451"/>
+            <w:tcW w:type="dxa" w:w="5057"/>
             <w:gridSpan w:val="2"/>
-            <w:vAlign w:val="center"/>
+            <w:vAlign w:val="top"/>
+            <w:tcMar>
+              <w:top w:w="0" w:type="dxa"/>
+              <w:start w:w="0" w:type="dxa"/>
+              <w:bottom w:w="0" w:type="dxa"/>
+              <w:end w:w="0" w:type="dxa"/>
+            </w:tcMar>
           </w:tcPr>
           <w:p>
             <w:pPr>
               <w:spacing w:before="0" w:after="0"/>
-              <w:jc w:val="center"/>
+              <w:jc w:val="left"/>
             </w:pPr>
             <w:r>
               <w:rPr>
@@ -159,17 +171,23 @@
       </w:tr>
       <w:tr>
         <w:trPr>
-          <w:trHeight w:val="3798" w:hRule="exact"/>
+          <w:trHeight w:val="3826" w:hRule="exact"/>
         </w:trPr>
         <w:tc>
           <w:tcPr>
-            <w:tcW w:type="dxa" w:w="4575"/>
-            <w:vAlign w:val="center"/>
+            <w:tcW w:type="dxa" w:w="3969"/>
+            <w:vAlign w:val="top"/>
+            <w:tcMar>
+              <w:top w:w="0" w:type="dxa"/>
+              <w:start w:w="0" w:type="dxa"/>
+              <w:bottom w:w="0" w:type="dxa"/>
+              <w:end w:w="0" w:type="dxa"/>
+            </w:tcMar>
           </w:tcPr>
           <w:p>
             <w:pPr>
               <w:spacing w:before="0" w:after="0"/>
-              <w:jc w:val="center"/>
+              <w:jc w:val="left"/>
             </w:pPr>
             <w:r>
               <w:rPr>
@@ -184,14 +202,20 @@
         </w:tc>
         <w:tc>
           <w:tcPr>
-            <w:tcW w:type="dxa" w:w="4451"/>
+            <w:tcW w:type="dxa" w:w="5057"/>
             <w:gridSpan w:val="2"/>
-            <w:vAlign w:val="center"/>
+            <w:vAlign w:val="top"/>
+            <w:tcMar>
+              <w:top w:w="0" w:type="dxa"/>
+              <w:start w:w="0" w:type="dxa"/>
+              <w:bottom w:w="0" w:type="dxa"/>
+              <w:end w:w="0" w:type="dxa"/>
+            </w:tcMar>
           </w:tcPr>
           <w:p>
             <w:pPr>
               <w:spacing w:before="0" w:after="0"/>
-              <w:jc w:val="center"/>
+              <w:jc w:val="left"/>
             </w:pPr>
             <w:r>
               <w:rPr>
@@ -208,13 +232,14 @@
       <w:tr>
         <w:tc>
           <w:tcPr>
-            <w:tcW w:type="dxa" w:w="6843"/>
+            <w:tcW w:type="dxa" w:w="5959"/>
             <w:gridSpan w:val="2"/>
             <w:vAlign w:val="top"/>
           </w:tcPr>
           <w:p>
             <w:pPr>
               <w:spacing w:before="40" w:after="40"/>
+              <w:jc w:val="center"/>
             </w:pPr>
             <w:r>
               <w:rPr>
@@ -223,7 +248,7 @@
                 <w:i w:val="0"/>
                 <w:sz w:val="22"/>
               </w:rPr>
-              <w:t>尺寸 Size：mm</w:t>
+              <w:t>尺寸 Size：</w:t>
               <w:br/>
             </w:r>
             <w:r>
@@ -239,12 +264,13 @@
         </w:tc>
         <w:tc>
           <w:tcPr>
-            <w:tcW w:type="dxa" w:w="2183"/>
+            <w:tcW w:type="dxa" w:w="3067"/>
             <w:vAlign w:val="top"/>
           </w:tcPr>
           <w:p>
             <w:pPr>
               <w:spacing w:before="40" w:after="40"/>
+              <w:jc w:val="center"/>
             </w:pPr>
             <w:r>
               <w:rPr>
@@ -271,12 +297,13 @@
       <w:tr>
         <w:tc>
           <w:tcPr>
-            <w:tcW w:type="dxa" w:w="4575"/>
+            <w:tcW w:type="dxa" w:w="3969"/>
             <w:vAlign w:val="top"/>
           </w:tcPr>
           <w:p>
             <w:pPr>
               <w:spacing w:before="40" w:after="40"/>
+              <w:jc w:val="center"/>
             </w:pPr>
             <w:r>
               <w:rPr>
@@ -301,7 +328,7 @@
         </w:tc>
         <w:tc>
           <w:tcPr>
-            <w:tcW w:type="dxa" w:w="4451"/>
+            <w:tcW w:type="dxa" w:w="5057"/>
             <w:gridSpan w:val="2"/>
             <w:vAlign w:val="top"/>
           </w:tcPr>
@@ -354,7 +381,7 @@
             </w:r>
             <w:r>
               <w:rPr>
-                <w:rFonts w:ascii="PMingLiU" w:hAnsi="PMingLiU" w:eastAsia="PMingLiU"/>
+                <w:rFonts w:ascii="BiauKai" w:hAnsi="BiauKai" w:eastAsia="BiauKai"/>
                 <w:b w:val="0"/>
                 <w:i w:val="0"/>
                 <w:sz w:val="22"/>
@@ -367,7 +394,7 @@
       <w:tr>
         <w:tc>
           <w:tcPr>
-            <w:tcW w:type="dxa" w:w="6843"/>
+            <w:tcW w:type="dxa" w:w="5959"/>
             <w:gridSpan w:val="2"/>
             <w:vAlign w:val="top"/>
           </w:tcPr>
@@ -398,7 +425,7 @@
         </w:tc>
         <w:tc>
           <w:tcPr>
-            <w:tcW w:type="dxa" w:w="2183"/>
+            <w:tcW w:type="dxa" w:w="3067"/>
             <w:vAlign w:val="top"/>
           </w:tcPr>
           <w:p>

--- a/templates/base.docx
+++ b/templates/base.docx
@@ -105,9 +105,9 @@
         <w:tblLook w:firstColumn="1" w:firstRow="1" w:lastColumn="0" w:lastRow="0" w:noHBand="0" w:noVBand="1" w:val="04A0"/>
       </w:tblPr>
       <w:tblGrid>
-        <w:gridCol w:w="3009"/>
-        <w:gridCol w:w="3009"/>
-        <w:gridCol w:w="3009"/>
+        <w:gridCol w:w="3968"/>
+        <w:gridCol w:w="1989"/>
+        <w:gridCol w:w="3067"/>
       </w:tblGrid>
       <w:tr>
         <w:trPr>
@@ -115,7 +115,6 @@
         </w:trPr>
         <w:tc>
           <w:tcPr>
-            <w:tcW w:type="dxa" w:w="3969"/>
             <w:vAlign w:val="top"/>
             <w:tcMar>
               <w:top w:w="0" w:type="dxa"/>
@@ -123,6 +122,7 @@
               <w:bottom w:w="0" w:type="dxa"/>
               <w:end w:w="0" w:type="dxa"/>
             </w:tcMar>
+            <w:tcW w:w="3968" w:type="dxa"/>
           </w:tcPr>
           <w:p>
             <w:pPr>
@@ -142,7 +142,6 @@
         </w:tc>
         <w:tc>
           <w:tcPr>
-            <w:tcW w:type="dxa" w:w="5057"/>
             <w:gridSpan w:val="2"/>
             <w:vAlign w:val="top"/>
             <w:tcMar>
@@ -151,6 +150,7 @@
               <w:bottom w:w="0" w:type="dxa"/>
               <w:end w:w="0" w:type="dxa"/>
             </w:tcMar>
+            <w:tcW w:w="5056" w:type="dxa"/>
           </w:tcPr>
           <w:p>
             <w:pPr>
@@ -175,7 +175,6 @@
         </w:trPr>
         <w:tc>
           <w:tcPr>
-            <w:tcW w:type="dxa" w:w="3969"/>
             <w:vAlign w:val="top"/>
             <w:tcMar>
               <w:top w:w="0" w:type="dxa"/>
@@ -183,6 +182,7 @@
               <w:bottom w:w="0" w:type="dxa"/>
               <w:end w:w="0" w:type="dxa"/>
             </w:tcMar>
+            <w:tcW w:w="3968" w:type="dxa"/>
           </w:tcPr>
           <w:p>
             <w:pPr>
@@ -202,7 +202,6 @@
         </w:tc>
         <w:tc>
           <w:tcPr>
-            <w:tcW w:type="dxa" w:w="5057"/>
             <w:gridSpan w:val="2"/>
             <w:vAlign w:val="top"/>
             <w:tcMar>
@@ -211,6 +210,7 @@
               <w:bottom w:w="0" w:type="dxa"/>
               <w:end w:w="0" w:type="dxa"/>
             </w:tcMar>
+            <w:tcW w:w="5056" w:type="dxa"/>
           </w:tcPr>
           <w:p>
             <w:pPr>
@@ -232,9 +232,9 @@
       <w:tr>
         <w:tc>
           <w:tcPr>
-            <w:tcW w:type="dxa" w:w="5959"/>
             <w:gridSpan w:val="2"/>
             <w:vAlign w:val="top"/>
+            <w:tcW w:w="5957" w:type="dxa"/>
           </w:tcPr>
           <w:p>
             <w:pPr>
@@ -264,8 +264,8 @@
         </w:tc>
         <w:tc>
           <w:tcPr>
-            <w:tcW w:type="dxa" w:w="3067"/>
             <w:vAlign w:val="top"/>
+            <w:tcW w:w="3067" w:type="dxa"/>
           </w:tcPr>
           <w:p>
             <w:pPr>
@@ -297,8 +297,8 @@
       <w:tr>
         <w:tc>
           <w:tcPr>
-            <w:tcW w:type="dxa" w:w="3969"/>
             <w:vAlign w:val="top"/>
+            <w:tcW w:w="3968" w:type="dxa"/>
           </w:tcPr>
           <w:p>
             <w:pPr>
@@ -328,9 +328,9 @@
         </w:tc>
         <w:tc>
           <w:tcPr>
-            <w:tcW w:type="dxa" w:w="5057"/>
             <w:gridSpan w:val="2"/>
             <w:vAlign w:val="top"/>
+            <w:tcW w:w="5056" w:type="dxa"/>
           </w:tcPr>
           <w:p>
             <w:pPr>
@@ -361,9 +361,9 @@
       <w:tr>
         <w:tc>
           <w:tcPr>
-            <w:tcW w:type="dxa" w:w="9026"/>
             <w:gridSpan w:val="3"/>
             <w:vAlign w:val="top"/>
+            <w:tcW w:w="9024" w:type="dxa"/>
           </w:tcPr>
           <w:p>
             <w:pPr>
@@ -394,9 +394,9 @@
       <w:tr>
         <w:tc>
           <w:tcPr>
-            <w:tcW w:type="dxa" w:w="5959"/>
             <w:gridSpan w:val="2"/>
             <w:vAlign w:val="top"/>
+            <w:tcW w:w="5957" w:type="dxa"/>
           </w:tcPr>
           <w:p>
             <w:pPr>
@@ -425,8 +425,8 @@
         </w:tc>
         <w:tc>
           <w:tcPr>
-            <w:tcW w:type="dxa" w:w="3067"/>
             <w:vAlign w:val="top"/>
+            <w:tcW w:w="3067" w:type="dxa"/>
           </w:tcPr>
           <w:p>
             <w:pPr>

--- a/templates/base.docx
+++ b/templates/base.docx
@@ -105,13 +105,13 @@
         <w:tblLook w:firstColumn="1" w:firstRow="1" w:lastColumn="0" w:lastRow="0" w:noHBand="0" w:noVBand="1" w:val="04A0"/>
       </w:tblPr>
       <w:tblGrid>
-        <w:gridCol w:w="3968"/>
-        <w:gridCol w:w="1989"/>
-        <w:gridCol w:w="3067"/>
+        <w:gridCol w:w="4665"/>
+        <w:gridCol w:w="2335"/>
+        <w:gridCol w:w="2245"/>
       </w:tblGrid>
       <w:tr>
         <w:trPr>
-          <w:trHeight w:val="4127" w:hRule="exact"/>
+          <w:trHeight w:val="3968" w:hRule="exact"/>
         </w:trPr>
         <w:tc>
           <w:tcPr>
@@ -122,7 +122,7 @@
               <w:bottom w:w="0" w:type="dxa"/>
               <w:end w:w="0" w:type="dxa"/>
             </w:tcMar>
-            <w:tcW w:w="3968" w:type="dxa"/>
+            <w:tcW w:w="4665" w:type="dxa"/>
           </w:tcPr>
           <w:p>
             <w:pPr>
@@ -150,7 +150,7 @@
               <w:bottom w:w="0" w:type="dxa"/>
               <w:end w:w="0" w:type="dxa"/>
             </w:tcMar>
-            <w:tcW w:w="5056" w:type="dxa"/>
+            <w:tcW w:w="4580" w:type="dxa"/>
           </w:tcPr>
           <w:p>
             <w:pPr>
@@ -171,7 +171,7 @@
       </w:tr>
       <w:tr>
         <w:trPr>
-          <w:trHeight w:val="3826" w:hRule="exact"/>
+          <w:trHeight w:val="3798" w:hRule="exact"/>
         </w:trPr>
         <w:tc>
           <w:tcPr>
@@ -182,7 +182,7 @@
               <w:bottom w:w="0" w:type="dxa"/>
               <w:end w:w="0" w:type="dxa"/>
             </w:tcMar>
-            <w:tcW w:w="3968" w:type="dxa"/>
+            <w:tcW w:w="4665" w:type="dxa"/>
           </w:tcPr>
           <w:p>
             <w:pPr>
@@ -210,7 +210,7 @@
               <w:bottom w:w="0" w:type="dxa"/>
               <w:end w:w="0" w:type="dxa"/>
             </w:tcMar>
-            <w:tcW w:w="5056" w:type="dxa"/>
+            <w:tcW w:w="4580" w:type="dxa"/>
           </w:tcPr>
           <w:p>
             <w:pPr>
@@ -234,7 +234,7 @@
           <w:tcPr>
             <w:gridSpan w:val="2"/>
             <w:vAlign w:val="top"/>
-            <w:tcW w:w="5957" w:type="dxa"/>
+            <w:tcW w:w="7000" w:type="dxa"/>
           </w:tcPr>
           <w:p>
             <w:pPr>
@@ -265,7 +265,7 @@
         <w:tc>
           <w:tcPr>
             <w:vAlign w:val="top"/>
-            <w:tcW w:w="3067" w:type="dxa"/>
+            <w:tcW w:w="2245" w:type="dxa"/>
           </w:tcPr>
           <w:p>
             <w:pPr>
@@ -298,7 +298,7 @@
         <w:tc>
           <w:tcPr>
             <w:vAlign w:val="top"/>
-            <w:tcW w:w="3968" w:type="dxa"/>
+            <w:tcW w:w="4665" w:type="dxa"/>
           </w:tcPr>
           <w:p>
             <w:pPr>
@@ -330,7 +330,7 @@
           <w:tcPr>
             <w:gridSpan w:val="2"/>
             <w:vAlign w:val="top"/>
-            <w:tcW w:w="5056" w:type="dxa"/>
+            <w:tcW w:w="4580" w:type="dxa"/>
           </w:tcPr>
           <w:p>
             <w:pPr>
@@ -363,7 +363,7 @@
           <w:tcPr>
             <w:gridSpan w:val="3"/>
             <w:vAlign w:val="top"/>
-            <w:tcW w:w="9024" w:type="dxa"/>
+            <w:tcW w:w="9245" w:type="dxa"/>
           </w:tcPr>
           <w:p>
             <w:pPr>
@@ -396,7 +396,7 @@
           <w:tcPr>
             <w:gridSpan w:val="2"/>
             <w:vAlign w:val="top"/>
-            <w:tcW w:w="5957" w:type="dxa"/>
+            <w:tcW w:w="7000" w:type="dxa"/>
           </w:tcPr>
           <w:p>
             <w:pPr>
@@ -426,7 +426,7 @@
         <w:tc>
           <w:tcPr>
             <w:vAlign w:val="top"/>
-            <w:tcW w:w="3067" w:type="dxa"/>
+            <w:tcW w:w="2245" w:type="dxa"/>
           </w:tcPr>
           <w:p>
             <w:pPr>
